--- a/diabetes/download/studien-aktuell.docx
+++ b/diabetes/download/studien-aktuell.docx
@@ -62,7 +62,7 @@
           <w:color w:val="666666"/>
           <w:sz w:val="18"/>
         </w:rPr>
-        <w:t>Stand: 06.10.2026  |  5 Studien  |  diabetes.m-vf.de</w:t>
+        <w:t>Stand: 23.10.2026  |  6 Studien  |  diabetes.m-vf.de</w:t>
       </w:r>
     </w:p>
     <w:p>
@@ -70,7 +70,7 @@
         <w:pStyle w:val="Heading1"/>
       </w:pPr>
       <w:r>
-        <w:t>Aufgenommen am 06.10.2026</w:t>
+        <w:t>Aufgenommen am 23.10.2026</w:t>
       </w:r>
     </w:p>
     <w:p>
@@ -78,7 +78,7 @@
         <w:pStyle w:val="Heading2"/>
       </w:pPr>
       <w:r>
-        <w:t>Hochintensives Intervalltraining senkt Insulinresistanz-Marker stärker als andere Trainingsformen</w:t>
+        <w:t>Entzündungs-Proteinmuster sagt Herzinfarkt bei Typ-1-Diabetes voraus</w:t>
       </w:r>
     </w:p>
     <w:p>
@@ -88,12 +88,12 @@
           <w:color w:val="666666"/>
           <w:sz w:val="18"/>
         </w:rPr>
-        <w:t>Jiao B et al.  ·  Diabetes Obes Metab  ·  05.10.2026  ·  PMID 42833877</w:t>
+        <w:t>Zhou J et al.  ·  Cardiovasc Diabetol  ·  26.07.2026  ·  PMID 42907853</w:t>
       </w:r>
     </w:p>
     <w:p>
       <w:r>
-        <w:t>Netzwerk-Metaanalyse von 86 randomisierten Studien mit 4.358 Erwachsenen mit Übergewicht oder Adipositas zur Wirkung verschiedener Trainingsmethoden auf Insulinresistenz-Biomarker.</w:t>
+        <w:t>Prospektive US-amerikanische Kohortenstudie: 417 Typ-1-Diabetiker mit Beginn im Kindesalter wurden über 30 Jahre nachbeobachtet. Mit Hochdurchsatz-Proteomik wurden 184 Blutproteine gemessen, um festzustellen, welche Proteinkombinationen einen Herzinfarkt oder die Notwendigkeit einer Herzkatheter-Intervention vorhersagen.</w:t>
       </w:r>
     </w:p>
     <w:p>
@@ -104,7 +104,7 @@
         <w:t xml:space="preserve">Ergebnis: </w:t>
       </w:r>
       <w:r>
-        <w:t>HIIT reduzierte Nüchterninsulin um 2,24 μU/mL und HOMA-IR um 0,67 stärker als aerobe oder Krafttraining. Optimale wöchentliche Trainingsmenge: etwa 1.000-1.200 MET-Minuten. HIIT rangierte bei Reduktion von Nüchterninsulin (SUCRA 85,1%), Nüchternglukose (97,8%) und HOMA-IR (80,0%) an erster Stelle.</w:t>
+        <w:t>In 30 Jahren traten bei 151 Patienten (36,2 %) ein Herzinfarkt, eine koronare Revaskularisation oder ein verschlossenes Gefäß auf. Ein Protein-Modul mit 56 Proteinen (TNF/Notch-Signaling, T-Zell-Aktivierung) war mit erhöhtem Risiko assoziiert (Hazard Ratio 1,35, 95%-KI 1,06–1,72, p = 0,014). Ein anderes Modul mit 33 Proteinen (Lipidabbau, Hormonantwort) war protektiv (HR 0,82, 95%-KI 0,70–0,96, p = 0,017). Das Entzündungs-Modul vermittelte 14 % des Effekts von erhöhtem HbA1c auf Herzinfarkt.</w:t>
       </w:r>
     </w:p>
     <w:p>
@@ -119,7 +119,7 @@
         <w:rPr>
           <w:sz w:val="19"/>
         </w:rPr>
-        <w:t>Randomisierte Studien aus globalem Pool, prinzipiell auf Deutschland übertragbar; Trainingsintensität und -volumen sind universell anwendbar.</w:t>
+        <w:t>USA-Kohortendaten, aber biologisches Muster unabhängig von Versicherungssystem</w:t>
       </w:r>
     </w:p>
     <w:p>
@@ -128,7 +128,7 @@
           <w:color w:val="5A7D3A"/>
           <w:sz w:val="18"/>
         </w:rPr>
-        <w:t>https://pubmed.ncbi.nlm.nih.gov/42833877/</w:t>
+        <w:t>https://pubmed.ncbi.nlm.nih.gov/42907853/</w:t>
       </w:r>
     </w:p>
     <w:p>
@@ -136,7 +136,7 @@
         <w:pStyle w:val="Heading2"/>
       </w:pPr>
       <w:r>
-        <w:t>Finerenon zusätzlich zu SGLT2-Inhibitor reduziert Albuminurie bei residualer Proteinurie um 46 %</w:t>
+        <w:t>Diabetische Retinopathie verbessert Risikovorhersage für Herzinfarkt und Schlaganfall</w:t>
       </w:r>
     </w:p>
     <w:p>
@@ -146,12 +146,12 @@
           <w:color w:val="666666"/>
           <w:sz w:val="18"/>
         </w:rPr>
-        <w:t>Choi MS et al.  ·  Diabetes Obes Metab  ·  05.10.2026  ·  PMID 42833666</w:t>
+        <w:t>Phan F et al.  ·  Cardiovasc Diabetol  ·  27.07.2026  ·  PMID 42907820</w:t>
       </w:r>
     </w:p>
     <w:p>
       <w:r>
-        <w:t>Retrospektive Kohortenstudie von 86 Patienten mit Typ-2-Diabetes und persistenter Albuminurie trotz SGLT2-Inhibitor-Therapie, Nachbeobachtung 12 Monate nach Finerenon-Addition.</w:t>
+        <w:t>Prospektive französische Kohortenstudie an 424 Typ-2-Diabetikern ohne bisherige kardiovaskuläre Ereignisse: Es wurde untersucht, ob das Vorliegen einer diabetischen Retinopathie zusammen mit dem Koronarkalk-Score die Vorhersage von Herzinfarkt, Schlaganfall, Herzschwäche und kardiovaskulärem Tod verbessert.</w:t>
       </w:r>
     </w:p>
     <w:p>
@@ -162,7 +162,7 @@
         <w:t xml:space="preserve">Ergebnis: </w:t>
       </w:r>
       <w:r>
-        <w:t>Albuminurie-zu-Kreatinin-Verhältnis (UACR) sank um 46,2 % bei erste Nachfolgebestimmung (Median 1,6 Monate) und verblieb um 35,2 % niedriger nach 12 Monaten (95 %-KI -47,1 bis -20,7). Gesamt-Protein-zu-Kreatinin um 39,9 % bzw. 23,1 %. 51,3 % erreichten UACR-Reduktion ≥30 %. Serumkalium stieg von 4,6 auf 4,8 mmol/L; Kalium &gt;5,5 mmol/L bei 17,4 %, &gt;6,0 mmol/L bei 4,7 %.</w:t>
+        <w:t>In 7 Jahren traten kardiovaskuläre Ereignisse bei 50 Patienten (11,8 %) auf. Diabetische Retinopathie war signifikant häufiger bei denen mit Ereignissen (58 % vs. 25 %, p &lt; 0,001). Die Kombination aus Retinopathie und Koronarkalk-Score erhöhte die diagnostische Aussagekraft: AUC stieg von 0,68 auf 0,75 (p = 0,01), nach Anpassung an klassische Risikofaktoren auf 0,79 (p = 0,04). Retinopathie reklassifizierte einen erheblichen Anteil von Patienten mit niedrigen bis mittleren Koronarkalk-Scores in höhere Risikokategorien.</w:t>
       </w:r>
     </w:p>
     <w:p>
@@ -177,7 +177,7 @@
         <w:rPr>
           <w:sz w:val="19"/>
         </w:rPr>
-        <w:t>Südkorea mit vergleichbarem Gesundheitssystem; Real-World-Evidenz für Sekundär-Intervention bei residualer Albuminurie.</w:t>
+        <w:t>Frankreich, Universitätsklinik Paris mit strukturierter Erfassung - Konzept auf deutsche Kliniken übertragbar</w:t>
       </w:r>
     </w:p>
     <w:p>
@@ -186,7 +186,7 @@
           <w:color w:val="5A7D3A"/>
           <w:sz w:val="18"/>
         </w:rPr>
-        <w:t>https://pubmed.ncbi.nlm.nih.gov/42833666/</w:t>
+        <w:t>https://pubmed.ncbi.nlm.nih.gov/42907820/</w:t>
       </w:r>
     </w:p>
     <w:p>
@@ -194,7 +194,7 @@
         <w:pStyle w:val="Heading2"/>
       </w:pPr>
       <w:r>
-        <w:t>Diabetische Fußgeschwüre hinterlassen psychische Belastungen trotz verbesserter Fußpflege</w:t>
+        <w:t>Mehr Glukosestoffwechsel-Defekte erhöhen Fettleberrisiko bei Prädiabetes</w:t>
       </w:r>
     </w:p>
     <w:p>
@@ -204,12 +204,12 @@
           <w:color w:val="666666"/>
           <w:sz w:val="18"/>
         </w:rPr>
-        <w:t>Thomsen M et al.  ·  J Diabetes Complications  ·  02.10.2026  ·  PMID 42833180</w:t>
+        <w:t>He M et al.  ·  Diabetes Res Clin Pract  ·  21.10.2026  ·  PMID 42906758</w:t>
       </w:r>
     </w:p>
     <w:p>
       <w:r>
-        <w:t>Dänische Querschnittsstudie aus regionaler Diabetes-Umfrage (n=6.912) zur Assoziation diabetischer Fußgeschwüre mit Fußpflegeverhalten und Lebensqualität mittels NAFF, SF-36, HADS.</w:t>
+        <w:t>Prospektive chinesische Kohortenstudie mit 4.768 Teilnehmern ohne oder mit Prädiabetes über 3 Jahre: Untersucht wurde, wie die Anzahl gleichzeitiger Glukosestoffwechsel-Störungen (erhöhte Nüchternglukose, pathologische OGTT, erhöhtes HbA1c) mit der Entwicklung und dem Rückgang einer metabolisch dysfunktionalen Fettlebererkrankung assoziiert sind.</w:t>
       </w:r>
     </w:p>
     <w:p>
@@ -220,7 +220,7 @@
         <w:t xml:space="preserve">Ergebnis: </w:t>
       </w:r>
       <w:r>
-        <w:t>Patienten mit vorherigen Fußgeschwüren zeigten bessere Fußpflege-Scores (NAFF 50 vs. 47, p&lt;0,01), aber signifikant höhere Angst (HADS-A: 5 [2;8] vs. 3 [1;6], p&lt;0,01) und Depression (HADS-D: 3 [1;7] vs. 2 [0;4], p&lt;0,01) sowie niedrigere Lebensqualität (SF-36: 59,3 vs. 78,2, p&lt;0,01).</w:t>
+        <w:t>2.687 Patienten hatten zu Studienbeginn eine Fettleber. Verglichen mit normaler Glukosetoleranz war die bereinigte Wahrscheinlichkeit für eine neue Fettleber erhöht um 45 % (95%-KI 1,09–1,93) bei zwei gleichzeitigen Defekten und um 92 % (95%-KI 1,13–3,26) bei allen drei Defekten. Umgekehrt war die Wahrscheinlichkeit einer Fettleber-Rückbildung reduziert um 38 % (95%-KI 0,46–0,82) bzw. 62 % (95%-KI 0,23–0,61).</w:t>
       </w:r>
     </w:p>
     <w:p>
@@ -235,7 +235,7 @@
         <w:rPr>
           <w:sz w:val="19"/>
         </w:rPr>
-        <w:t>Dänisches öffentliches Gesundheitssystem; zeigt psychosoziale Langfolgenlast trotz verbesserter Prävention, relevant für deutsche Rehabilitations-Programme.</w:t>
+        <w:t>China, aber biologisches Konzept und Studiendesign auf deutsches Gesundheitssystem übertragbar</w:t>
       </w:r>
     </w:p>
     <w:p>
@@ -244,7 +244,7 @@
           <w:color w:val="5A7D3A"/>
           <w:sz w:val="18"/>
         </w:rPr>
-        <w:t>https://pubmed.ncbi.nlm.nih.gov/42833180/</w:t>
+        <w:t>https://pubmed.ncbi.nlm.nih.gov/42906758/</w:t>
       </w:r>
     </w:p>
     <w:p>
@@ -252,7 +252,7 @@
         <w:pStyle w:val="Heading2"/>
       </w:pPr>
       <w:r>
-        <w:t>Viszerales Fettgewebe produziert überproportional Endocannabinoide bei Typ-2-Diabetes</w:t>
+        <w:t>Neue Protein-Biomarker erkennen Nierenschaden bei Diabetes trotz normaler Albumin-Ausscheidung</w:t>
       </w:r>
     </w:p>
     <w:p>
@@ -262,12 +262,12 @@
           <w:color w:val="666666"/>
           <w:sz w:val="18"/>
         </w:rPr>
-        <w:t>Barbosa R et al.  ·  Diabetologia  ·  05.10.2026  ·  PMID 42831899</w:t>
+        <w:t>Moedt E et al.  ·  Diabetes  ·  21.10.2026  ·  PMID 42905866</w:t>
       </w:r>
     </w:p>
     <w:p>
       <w:r>
-        <w:t>Studie an Mäusen und Menschen zur Rolle von Endocannabinoiden im viszeralen Fettgewebe als Treiber von Insulinresistenz.</w:t>
+        <w:t>Klinische Studie an niederländischem Universitätsklinikum: Bei Typ-2-Diabetikern mit normaler Albuminurie und normaler Nierenfunktion wurde untersucht, ob neue Blut- und Urin-Proteine (TNFR-1, TNFR-2, KIM-1, MMP-7, uEGF/Cr) einen verborgenen Nierenschaden erkennen und einen Rückgang der Nierenfunktion vorhersagen, besser als die bisherige Albuminausscheidung.</w:t>
       </w:r>
     </w:p>
     <w:p>
@@ -278,7 +278,7 @@
         <w:t xml:space="preserve">Ergebnis: </w:t>
       </w:r>
       <w:r>
-        <w:t>Typ-2-Diabetes (nicht bloße Adipositas) war mit 1,7-fach erhöhter 2-AG-Produktion (p&lt;0,05) und 1,8-fach erhöhter Anandamid-Produktion (p&lt;0,05) im viszeralen Fettgewebe assoziiert. AEA-Produktion korrelierte mit HbA1c (ρ=0,48, p=0,003). Transgenomische Analyse zeigte insulinresistenz- und inflammationsgetriebene Dysregulation als Mechanismus.</w:t>
+        <w:t>Die Baseline-Albuminurie war nicht prädiktiv für den kombinierten Nieren-Endpunkt. Dagegen waren TNFR-1, TNFR-2, KIM-1 und MMP-7 unabhängig assoziiert. Bei Patienten, die einen Nierenfunktionsrückgang entwickelten, zeigten diese Biomarker und uEGF/Cr divergente Verläufe im Gegensatz zur stabilen Albuminurie.</w:t>
       </w:r>
     </w:p>
     <w:p>
@@ -293,7 +293,7 @@
         <w:rPr>
           <w:sz w:val="19"/>
         </w:rPr>
-        <w:t>Französische Universitätskliniken mit Biosicherheitsstandards; Grundlagenmodell für potenzielle Therapieziele bei Insulinresistenz.</w:t>
+        <w:t>Niederlande, vergleichbares Versicherungssystem und Gesundheitsdokumentation</w:t>
       </w:r>
     </w:p>
     <w:p>
@@ -302,7 +302,7 @@
           <w:color w:val="5A7D3A"/>
           <w:sz w:val="18"/>
         </w:rPr>
-        <w:t>https://pubmed.ncbi.nlm.nih.gov/42831899/</w:t>
+        <w:t>https://pubmed.ncbi.nlm.nih.gov/42905866/</w:t>
       </w:r>
     </w:p>
     <w:p>
@@ -310,7 +310,7 @@
         <w:pStyle w:val="Heading2"/>
       </w:pPr>
       <w:r>
-        <w:t>Insulinresistenz im 21. Jahrhundert: Neubewertung als heterogenes Spektrum statt uniforme Störung</w:t>
+        <w:t>Vor-OP-Schulung verbessert Vorbereitung auf Diabetes nach Pankreas-Entfernung mit Inselzell-Transplantation</w:t>
       </w:r>
     </w:p>
     <w:p>
@@ -320,12 +320,12 @@
           <w:color w:val="666666"/>
           <w:sz w:val="18"/>
         </w:rPr>
-        <w:t>Gastaldelli A et al.  ·  Diabetologia  ·  28.09.2026  ·  PMID 42803809</w:t>
+        <w:t>Tellez S et al.  ·  Diabetes Technol Ther  ·  19.10.2026  ·  PMID 42897853</w:t>
       </w:r>
     </w:p>
     <w:p>
       <w:r>
-        <w:t>Expertenforum von Diabetologia, Diabetes und Diabetes Care mit internationalen Grundlagen- und Kliniker:innen zur Neudefinition von Insulinresistenz und therapeutischen Perspektiven.</w:t>
+        <w:t>US-amerikanische Qualitätsverbesserungsstudie an 33 pädiatrischen Patienten, die sich einer Pankreatektomie mit Inselzell-Autotransplantation unterzogen: Untersucht wurde, ob eine strukturierte Diabetes-Schulung vor der Operation die Zeit für die klinische Schulung nach der Operation reduziert und die Vorbereitung der primären Bezugsperson auf komplexe Therapie (Insulinpumpe, kontinuierliche Glukosemessung) verbessert.</w:t>
       </w:r>
     </w:p>
     <w:p>
@@ -336,7 +336,7 @@
         <w:t xml:space="preserve">Ergebnis: </w:t>
       </w:r>
       <w:r>
-        <w:t>Konsens: Insulinresistenz ist nicht eine single pathophysiologische Entität, sondern ein heterogenes, hochplastisches Spektrum adaptiver und maladaptiver, akuter und chronischer Reaktionen, die unterschiedlich in Organen und biologischen Prozessen manifest werden. Bestehende Therapien wirken meist indirekt; true Insulinsensierer sind noch nicht etabliert. Forderung nach Forschung zu Weg-spezifischen Defekten.</w:t>
+        <w:t>Die Schulungszeit vor der OP stieg statistisch signifikant in den späteren Kohorten (p = 0,0291 und p = 0,0007). Die stationäre Diabetes-Schulung nach OP nahm um 133 Minuten ab (p = 0,0717, marginal signifikant). Wissenstests dokumentierten einen wesentlichen Wissenserwerb, der von vor bis nach der OP erhalten blieb. Das Selbstvertrauen nahm zu (p = 0,063), die Zufriedenheitswerte blieben hoch.</w:t>
       </w:r>
     </w:p>
     <w:p>
@@ -351,7 +351,7 @@
         <w:rPr>
           <w:sz w:val="19"/>
         </w:rPr>
-        <w:t>Deutschland vertreten (Universitäten Düsseldorf, Ulm, Tübingen); europäischer Konsens-Standard zu Pathophysiologie-Konzepten.</w:t>
+        <w:t>USA-Setting, aber Schulungskonzept auf deutsche Diabetes-Schwerpunktkliniken übertragbar</w:t>
       </w:r>
     </w:p>
     <w:p>
@@ -360,7 +360,65 @@
           <w:color w:val="5A7D3A"/>
           <w:sz w:val="18"/>
         </w:rPr>
-        <w:t>https://pubmed.ncbi.nlm.nih.gov/42803809/</w:t>
+        <w:t>https://pubmed.ncbi.nlm.nih.gov/42897853/</w:t>
+      </w:r>
+    </w:p>
+    <w:p>
+      <w:pPr>
+        <w:pStyle w:val="Heading2"/>
+      </w:pPr>
+      <w:r>
+        <w:t>Mazdutide senkt HbA1c stärker und Körpergewicht mehr als Dulaglutide</w:t>
+      </w:r>
+    </w:p>
+    <w:p>
+      <w:r>
+        <w:rPr>
+          <w:i/>
+          <w:color w:val="666666"/>
+          <w:sz w:val="18"/>
+        </w:rPr>
+        <w:t>Hassan M et al.  ·  Diabetol Metab Syndr  ·  24.07.2026  ·  PMID 42897592</w:t>
+      </w:r>
+    </w:p>
+    <w:p>
+      <w:r>
+        <w:t>Systematische Übersicht und Metaanalyse: 3 randomisierte kontrollierte Studien mit insgesamt Hunderten von Typ-2-Diabetikern wurden verglichen, die Mazdutid (dualer GLP-1- und Glukagon-Rezeptoragonist) oder Dulaglutid (reiner GLP-1-Agonist) erhielten. Primäre Endpunkte waren HbA1c-Senkung, Körpergewichtsreduktion und Erreichung von Therapiezielen.</w:t>
+      </w:r>
+    </w:p>
+    <w:p>
+      <w:r>
+        <w:rPr>
+          <w:b/>
+        </w:rPr>
+        <w:t xml:space="preserve">Ergebnis: </w:t>
+      </w:r>
+      <w:r>
+        <w:t>Mazdutid senkte HbA1c um zusätzliche 0,25 % und Körpergewicht um zusätzliche 2,97 kg mehr als Dulaglutid. Patienten erreichten häufiger HbA1c &lt; 7,0 % und ≥ 5 % Gewichtsabnahme sowie die kombinierte Ziel (HR nicht spezifisch beziffert, aber Trend zugunsten Mazdutid). Mazdutid war mit höheren Raten gastrointestinaler Nebenwirkungen assoziiert; schwerwiegende Nebenwirkungen und Studienabbrüche waren ähnlich. Evidenzsicherheit für Glykämie und Gewichtsendpunkte: hoch.</w:t>
+      </w:r>
+    </w:p>
+    <w:p>
+      <w:r>
+        <w:rPr>
+          <w:b/>
+          <w:sz w:val="19"/>
+        </w:rPr>
+        <w:t xml:space="preserve">Übertragbarkeit: </w:t>
+      </w:r>
+      <w:r>
+        <w:rPr>
+          <w:sz w:val="19"/>
+        </w:rPr>
+        <w:t>Globale RCT-Daten, biologisch unabhängig von Gesundheitssystem</w:t>
+      </w:r>
+    </w:p>
+    <w:p>
+      <w:r>
+        <w:rPr>
+          <w:color w:val="5A7D3A"/>
+          <w:sz w:val="18"/>
+        </w:rPr>
+        <w:t>https://pubmed.ncbi.nlm.nih.gov/42897592/</w:t>
       </w:r>
     </w:p>
     <w:sectPr>

--- a/diabetes/download/studien-aktuell.docx
+++ b/diabetes/download/studien-aktuell.docx
@@ -62,7 +62,7 @@
           <w:color w:val="666666"/>
           <w:sz w:val="18"/>
         </w:rPr>
-        <w:t>Stand: 23.10.2026  |  6 Studien  |  diabetes.m-vf.de</w:t>
+        <w:t>Stand: 24.10.2026  |  5 Studien  |  diabetes.m-vf.de</w:t>
       </w:r>
     </w:p>
     <w:p>
@@ -70,7 +70,7 @@
         <w:pStyle w:val="Heading1"/>
       </w:pPr>
       <w:r>
-        <w:t>Aufgenommen am 23.10.2026</w:t>
+        <w:t>Aufgenommen am 24.10.2026</w:t>
       </w:r>
     </w:p>
     <w:p>
@@ -78,7 +78,7 @@
         <w:pStyle w:val="Heading2"/>
       </w:pPr>
       <w:r>
-        <w:t>Entzündungs-Proteinmuster sagt Herzinfarkt bei Typ-1-Diabetes voraus</w:t>
+        <w:t>Substanzkonsum-Profile mit Hospitalisierungsrisiko bei Diabetes assoziiert</w:t>
       </w:r>
     </w:p>
     <w:p>
@@ -88,12 +88,12 @@
           <w:color w:val="666666"/>
           <w:sz w:val="18"/>
         </w:rPr>
-        <w:t>Zhou J et al.  ·  Cardiovasc Diabetol  ·  26.07.2026  ·  PMID 42907853</w:t>
+        <w:t>Burroughs TE et al.  ·  Prim Care Diabetes  ·  23.10.2026  ·  PMID 42919753</w:t>
       </w:r>
     </w:p>
     <w:p>
       <w:r>
-        <w:t>Prospektive US-amerikanische Kohortenstudie: 417 Typ-1-Diabetiker mit Beginn im Kindesalter wurden über 30 Jahre nachbeobachtet. Mit Hochdurchsatz-Proteomik wurden 184 Blutproteine gemessen, um festzustellen, welche Proteinkombinationen einen Herzinfarkt oder die Notwendigkeit einer Herzkatheter-Intervention vorhersagen.</w:t>
+        <w:t>Analyse von 6.805 erwachsenen Diabetikern aus US-Nationaldaten zur Identifikation von Substanzkonsum-Mustern und deren Verknüpfung mit klinischen Outcomes.</w:t>
       </w:r>
     </w:p>
     <w:p>
@@ -104,7 +104,7 @@
         <w:t xml:space="preserve">Ergebnis: </w:t>
       </w:r>
       <w:r>
-        <w:t>In 30 Jahren traten bei 151 Patienten (36,2 %) ein Herzinfarkt, eine koronare Revaskularisation oder ein verschlossenes Gefäß auf. Ein Protein-Modul mit 56 Proteinen (TNF/Notch-Signaling, T-Zell-Aktivierung) war mit erhöhtem Risiko assoziiert (Hazard Ratio 1,35, 95%-KI 1,06–1,72, p = 0,014). Ein anderes Modul mit 33 Proteinen (Lipidabbau, Hormonantwort) war protektiv (HR 0,82, 95%-KI 0,70–0,96, p = 0,017). Das Entzündungs-Modul vermittelte 14 % des Effekts von erhöhtem HbA1c auf Herzinfarkt.</w:t>
+        <w:t>Drei Profile identifiziert: Niedrig/Kein Konsum (67,6%), Cannabis und Binge-Drinking (24,4%), Polysubstanzgebrauch (8,0%). Polysubstanznutzer hatten erhöhte Odds für Hospitalisierung (OR 1,46) und schlechtere subjektive Gesundheit als die Referenzgruppe. Mental-Health-Belastung und männliches Geschlecht waren Risikofaktoren.</w:t>
       </w:r>
     </w:p>
     <w:p>
@@ -119,7 +119,7 @@
         <w:rPr>
           <w:sz w:val="19"/>
         </w:rPr>
-        <w:t>USA-Kohortendaten, aber biologisches Muster unabhängig von Versicherungssystem</w:t>
+        <w:t>USA-Daten, andere Versorgungsstruktur; Screening-Konzept prinzipiell übertragbar.</w:t>
       </w:r>
     </w:p>
     <w:p>
@@ -128,7 +128,7 @@
           <w:color w:val="5A7D3A"/>
           <w:sz w:val="18"/>
         </w:rPr>
-        <w:t>https://pubmed.ncbi.nlm.nih.gov/42907853/</w:t>
+        <w:t>https://pubmed.ncbi.nlm.nih.gov/42919753/</w:t>
       </w:r>
     </w:p>
     <w:p>
@@ -136,7 +136,7 @@
         <w:pStyle w:val="Heading2"/>
       </w:pPr>
       <w:r>
-        <w:t>Diabetische Retinopathie verbessert Risikovorhersage für Herzinfarkt und Schlaganfall</w:t>
+        <w:t>Stillen nach Geburt: BMI, nicht Diabetes selbst, senkt Stillquoten</w:t>
       </w:r>
     </w:p>
     <w:p>
@@ -146,12 +146,12 @@
           <w:color w:val="666666"/>
           <w:sz w:val="18"/>
         </w:rPr>
-        <w:t>Phan F et al.  ·  Cardiovasc Diabetol  ·  27.07.2026  ·  PMID 42907820</w:t>
+        <w:t>Britten FL et al.  ·  Diabetologia  ·  22.10.2026  ·  PMID 42918866</w:t>
       </w:r>
     </w:p>
     <w:p>
       <w:r>
-        <w:t>Prospektive französische Kohortenstudie an 424 Typ-2-Diabetikern ohne bisherige kardiovaskuläre Ereignisse: Es wurde untersucht, ob das Vorliegen einer diabetischen Retinopathie zusammen mit dem Koronarkalk-Score die Vorhersage von Herzinfarkt, Schlaganfall, Herzschwäche und kardiovaskulärem Tod verbessert.</w:t>
+        <w:t>Prospektive Fall-Kontroll-Studie mit 29 Frauen mit Typ-2-Diabetes und zwei Kontrollgruppen (jeweils n=28–29, eine mit angepasstem BMI, eine normalgewichtig), Follow-up 4 Monate postpartal in Australien.</w:t>
       </w:r>
     </w:p>
     <w:p>
@@ -162,7 +162,7 @@
         <w:t xml:space="preserve">Ergebnis: </w:t>
       </w:r>
       <w:r>
-        <w:t>In 7 Jahren traten kardiovaskuläre Ereignisse bei 50 Patienten (11,8 %) auf. Diabetische Retinopathie war signifikant häufiger bei denen mit Ereignissen (58 % vs. 25 %, p &lt; 0,001). Die Kombination aus Retinopathie und Koronarkalk-Score erhöhte die diagnostische Aussagekraft: AUC stieg von 0,68 auf 0,75 (p = 0,01), nach Anpassung an klassische Risikofaktoren auf 0,79 (p = 0,04). Retinopathie reklassifizierte einen erheblichen Anteil von Patienten mit niedrigen bis mittleren Koronarkalk-Scores in höhere Risikokategorien.</w:t>
+        <w:t>Vollstillen nach 4 Monaten: 24% (Diabetes) vs. 38% (BMI-angepasste Kontrollen) vs. 64% (normale BMI); Unterschied Diabetes vs. BMI-angepasst nicht signifikant (p=0,26), aber Diabetes vs. normal-BMI signifikant (p=0,002). Beliebiges Stillen: 55% vs. 54% vs. 82% (p=0,79 vs. p=0,03). Maternal-Adipositas, nicht Typ-2-Diabetes selbst, ist Hauptdeterminante reduzierter Stillraten.</w:t>
       </w:r>
     </w:p>
     <w:p>
@@ -177,7 +177,7 @@
         <w:rPr>
           <w:sz w:val="19"/>
         </w:rPr>
-        <w:t>Frankreich, Universitätsklinik Paris mit strukturierter Erfassung - Konzept auf deutsche Kliniken übertragbar</w:t>
+        <w:t>Australien, englischsprachiges System; Befund zur Rolle von Adipositas prinzipiell übertragbar.</w:t>
       </w:r>
     </w:p>
     <w:p>
@@ -186,7 +186,7 @@
           <w:color w:val="5A7D3A"/>
           <w:sz w:val="18"/>
         </w:rPr>
-        <w:t>https://pubmed.ncbi.nlm.nih.gov/42907820/</w:t>
+        <w:t>https://pubmed.ncbi.nlm.nih.gov/42918866/</w:t>
       </w:r>
     </w:p>
     <w:p>
@@ -194,7 +194,7 @@
         <w:pStyle w:val="Heading2"/>
       </w:pPr>
       <w:r>
-        <w:t>Mehr Glukosestoffwechsel-Defekte erhöhen Fettleberrisiko bei Prädiabetes</w:t>
+        <w:t>Viszerales Fett über BMI hinaus zeigt frühe Glukosestörung an</w:t>
       </w:r>
     </w:p>
     <w:p>
@@ -204,12 +204,12 @@
           <w:color w:val="666666"/>
           <w:sz w:val="18"/>
         </w:rPr>
-        <w:t>He M et al.  ·  Diabetes Res Clin Pract  ·  21.10.2026  ·  PMID 42906758</w:t>
+        <w:t>Kong Y et al.  ·  Diabetes Metab  ·  23.10.2026  ·  PMID 42918612</w:t>
       </w:r>
     </w:p>
     <w:p>
       <w:r>
-        <w:t>Prospektive chinesische Kohortenstudie mit 4.768 Teilnehmern ohne oder mit Prädiabetes über 3 Jahre: Untersucht wurde, wie die Anzahl gleichzeitiger Glukosestoffwechsel-Störungen (erhöhte Nüchternglukose, pathologische OGTT, erhöhtes HbA1c) mit der Entwicklung und dem Rückgang einer metabolisch dysfunktionalen Fettlebererkrankung assoziiert sind.</w:t>
+        <w:t>Querschnittstudie mit MRT-vermessenem Fettverteilungsmuster bei 474 stoffwechselgesunden Erwachsenen (40–65 Jahre) zur Vorhersage von Insulinresistenz und gestörter Glukosetoleranz.</w:t>
       </w:r>
     </w:p>
     <w:p>
@@ -220,7 +220,7 @@
         <w:t xml:space="preserve">Ergebnis: </w:t>
       </w:r>
       <w:r>
-        <w:t>2.687 Patienten hatten zu Studienbeginn eine Fettleber. Verglichen mit normaler Glukosetoleranz war die bereinigte Wahrscheinlichkeit für eine neue Fettleber erhöht um 45 % (95%-KI 1,09–1,93) bei zwei gleichzeitigen Defekten und um 92 % (95%-KI 1,13–3,26) bei allen drei Defekten. Umgekehrt war die Wahrscheinlichkeit einer Fettleber-Rückbildung reduziert um 38 % (95%-KI 0,46–0,82) bzw. 62 % (95%-KI 0,23–0,61).</w:t>
+        <w:t>Jede 1-SD-Erhöhung des BMI-adjustierten viszeralen Fettanteils korrelierte mit niedrigerem Matsuda-Index (β=−0,41), höherem HOMA-IR (β=0,10), 2-Stunden-Glukose +0,22 mmol/l und höherem Prädiabetes-Risiko (OR 1,32 für WHO-Definition). Subkutanes Fett zeigte keine signifikanten Assoziationen.</w:t>
       </w:r>
     </w:p>
     <w:p>
@@ -235,7 +235,7 @@
         <w:rPr>
           <w:sz w:val="19"/>
         </w:rPr>
-        <w:t>China, aber biologisches Konzept und Studiendesign auf deutsches Gesundheitssystem übertragbar</w:t>
+        <w:t>China; Messmethode erfordert MRT, in Deutschland flächendeckend kaum verfügbar.</w:t>
       </w:r>
     </w:p>
     <w:p>
@@ -244,7 +244,7 @@
           <w:color w:val="5A7D3A"/>
           <w:sz w:val="18"/>
         </w:rPr>
-        <w:t>https://pubmed.ncbi.nlm.nih.gov/42906758/</w:t>
+        <w:t>https://pubmed.ncbi.nlm.nih.gov/42918612/</w:t>
       </w:r>
     </w:p>
     <w:p>
@@ -252,7 +252,7 @@
         <w:pStyle w:val="Heading2"/>
       </w:pPr>
       <w:r>
-        <w:t>Neue Protein-Biomarker erkennen Nierenschaden bei Diabetes trotz normaler Albumin-Ausscheidung</w:t>
+        <w:t>SGLT2-Inhibitoren verbessern Leberhistologie bei biopsie-verifizierter MASH</w:t>
       </w:r>
     </w:p>
     <w:p>
@@ -262,12 +262,12 @@
           <w:color w:val="666666"/>
           <w:sz w:val="18"/>
         </w:rPr>
-        <w:t>Moedt E et al.  ·  Diabetes  ·  21.10.2026  ·  PMID 42905866</w:t>
+        <w:t>Abdel Monem MS et al.  ·  J Diabetes Complications  ·  16.10.2026  ·  PMID 42914763</w:t>
       </w:r>
     </w:p>
     <w:p>
       <w:r>
-        <w:t>Klinische Studie an niederländischem Universitätsklinikum: Bei Typ-2-Diabetikern mit normaler Albuminurie und normaler Nierenfunktion wurde untersucht, ob neue Blut- und Urin-Proteine (TNFR-1, TNFR-2, KIM-1, MMP-7, uEGF/Cr) einen verborgenen Nierenschaden erkennen und einen Rückgang der Nierenfunktion vorhersagen, besser als die bisherige Albuminausscheidung.</w:t>
+        <w:t>Metaanalyse von 7 Studien (n=110) zur Wirkung von SGLT2-Inhibitoren auf histologisch verifizierte metabolic-dysfunction-associated steatohepatitis (MASH) bei Typ-2-Diabetikern.</w:t>
       </w:r>
     </w:p>
     <w:p>
@@ -278,7 +278,7 @@
         <w:t xml:space="preserve">Ergebnis: </w:t>
       </w:r>
       <w:r>
-        <w:t>Die Baseline-Albuminurie war nicht prädiktiv für den kombinierten Nieren-Endpunkt. Dagegen waren TNFR-1, TNFR-2, KIM-1 und MMP-7 unabhängig assoziiert. Bei Patienten, die einen Nierenfunktionsrückgang entwickelten, zeigten diese Biomarker und uEGF/Cr divergente Verläufe im Gegensatz zur stabilen Albuminurie.</w:t>
+        <w:t>SGLT2i führten zu signifikanten Verbesserungen: Lebersteatose und Fibrose-Histologie reduziert, controlled attenuation parameter (CAP) SMCR −0,56 (95%-KI −0,75 bis −0,36), liver stiffness measurement SMCR −0,58 (−1,03 bis −0,14), NAFLD-Activity-Score SMCR −1,18 (−2,29 bis −0,06); Waist Circumference −0,33 SD, Blutdruck gesenkt. Sicherheit konsistent, aber erhebliche Heterogenität bei LSM und Histologie.</w:t>
       </w:r>
     </w:p>
     <w:p>
@@ -293,7 +293,7 @@
         <w:rPr>
           <w:sz w:val="19"/>
         </w:rPr>
-        <w:t>Niederlande, vergleichbares Versicherungssystem und Gesundheitsdokumentation</w:t>
+        <w:t>Metaanalyse, internationale Studien; SGLT2i sind in deutschen DMPs enthalten.</w:t>
       </w:r>
     </w:p>
     <w:p>
@@ -302,7 +302,7 @@
           <w:color w:val="5A7D3A"/>
           <w:sz w:val="18"/>
         </w:rPr>
-        <w:t>https://pubmed.ncbi.nlm.nih.gov/42905866/</w:t>
+        <w:t>https://pubmed.ncbi.nlm.nih.gov/42914763/</w:t>
       </w:r>
     </w:p>
     <w:p>
@@ -310,7 +310,7 @@
         <w:pStyle w:val="Heading2"/>
       </w:pPr>
       <w:r>
-        <w:t>Vor-OP-Schulung verbessert Vorbereitung auf Diabetes nach Pankreas-Entfernung mit Inselzell-Transplantation</w:t>
+        <w:t>Insulinresistenz neu verstanden: Plastische Anpassungen statt Uniform-Defekt</w:t>
       </w:r>
     </w:p>
     <w:p>
@@ -320,12 +320,12 @@
           <w:color w:val="666666"/>
           <w:sz w:val="18"/>
         </w:rPr>
-        <w:t>Tellez S et al.  ·  Diabetes Technol Ther  ·  19.10.2026  ·  PMID 42897853</w:t>
+        <w:t>Gastaldelli A et al.  ·  Diabetes  ·  28.09.2026  ·  PMID 42803383</w:t>
       </w:r>
     </w:p>
     <w:p>
       <w:r>
-        <w:t>US-amerikanische Qualitätsverbesserungsstudie an 33 pädiatrischen Patienten, die sich einer Pankreatektomie mit Inselzell-Autotransplantation unterzogen: Untersucht wurde, ob eine strukturierte Diabetes-Schulung vor der Operation die Zeit für die klinische Schulung nach der Operation reduziert und die Vorbereitung der primären Bezugsperson auf komplexe Therapie (Insulinpumpe, kontinuierliche Glukosemessung) verbessert.</w:t>
+        <w:t>Konsensuspapier führender europäischer und nordamerikanischer Experten zur Neubewertung des Konzepts Insulinresistenz, basierend auf aktueller Forschung und EASD-Symposium 2025.</w:t>
       </w:r>
     </w:p>
     <w:p>
@@ -336,7 +336,7 @@
         <w:t xml:space="preserve">Ergebnis: </w:t>
       </w:r>
       <w:r>
-        <w:t>Die Schulungszeit vor der OP stieg statistisch signifikant in den späteren Kohorten (p = 0,0291 und p = 0,0007). Die stationäre Diabetes-Schulung nach OP nahm um 133 Minuten ab (p = 0,0717, marginal signifikant). Wissenstests dokumentierten einen wesentlichen Wissenserwerb, der von vor bis nach der OP erhalten blieb. Das Selbstvertrauen nahm zu (p = 0,063), die Zufriedenheitswerte blieben hoch.</w:t>
+        <w:t>Insulinresistenz wird nicht länger als einheitliche pathophysiologische Entität beschrieben, sondern als diverse, plastische Ansammlung lokaler, organspezifischer und zeitlich variable adaptive sowie maladaptive Reaktionen auf physiologische und Umweltbedingungen. Bestehende Therapien wirken überwiegend indirekt. Empfehlung: Fokus auf Pathway-spezifische Defekte zur Entwicklung echter Insulinsensitizer. Verfügbare Methoden zur Messung werden dargelegt, offene Forschungsfragen benannt.</w:t>
       </w:r>
     </w:p>
     <w:p>
@@ -351,7 +351,7 @@
         <w:rPr>
           <w:sz w:val="19"/>
         </w:rPr>
-        <w:t>USA-Setting, aber Schulungskonzept auf deutsche Diabetes-Schwerpunktkliniken übertragbar</w:t>
+        <w:t>Mehrheit europäische und deutsche Autoren, EASD-Kontext; grundlagliche Neubewertung.</w:t>
       </w:r>
     </w:p>
     <w:p>
@@ -360,65 +360,7 @@
           <w:color w:val="5A7D3A"/>
           <w:sz w:val="18"/>
         </w:rPr>
-        <w:t>https://pubmed.ncbi.nlm.nih.gov/42897853/</w:t>
-      </w:r>
-    </w:p>
-    <w:p>
-      <w:pPr>
-        <w:pStyle w:val="Heading2"/>
-      </w:pPr>
-      <w:r>
-        <w:t>Mazdutide senkt HbA1c stärker und Körpergewicht mehr als Dulaglutide</w:t>
-      </w:r>
-    </w:p>
-    <w:p>
-      <w:r>
-        <w:rPr>
-          <w:i/>
-          <w:color w:val="666666"/>
-          <w:sz w:val="18"/>
-        </w:rPr>
-        <w:t>Hassan M et al.  ·  Diabetol Metab Syndr  ·  24.07.2026  ·  PMID 42897592</w:t>
-      </w:r>
-    </w:p>
-    <w:p>
-      <w:r>
-        <w:t>Systematische Übersicht und Metaanalyse: 3 randomisierte kontrollierte Studien mit insgesamt Hunderten von Typ-2-Diabetikern wurden verglichen, die Mazdutid (dualer GLP-1- und Glukagon-Rezeptoragonist) oder Dulaglutid (reiner GLP-1-Agonist) erhielten. Primäre Endpunkte waren HbA1c-Senkung, Körpergewichtsreduktion und Erreichung von Therapiezielen.</w:t>
-      </w:r>
-    </w:p>
-    <w:p>
-      <w:r>
-        <w:rPr>
-          <w:b/>
-        </w:rPr>
-        <w:t xml:space="preserve">Ergebnis: </w:t>
-      </w:r>
-      <w:r>
-        <w:t>Mazdutid senkte HbA1c um zusätzliche 0,25 % und Körpergewicht um zusätzliche 2,97 kg mehr als Dulaglutid. Patienten erreichten häufiger HbA1c &lt; 7,0 % und ≥ 5 % Gewichtsabnahme sowie die kombinierte Ziel (HR nicht spezifisch beziffert, aber Trend zugunsten Mazdutid). Mazdutid war mit höheren Raten gastrointestinaler Nebenwirkungen assoziiert; schwerwiegende Nebenwirkungen und Studienabbrüche waren ähnlich. Evidenzsicherheit für Glykämie und Gewichtsendpunkte: hoch.</w:t>
-      </w:r>
-    </w:p>
-    <w:p>
-      <w:r>
-        <w:rPr>
-          <w:b/>
-          <w:sz w:val="19"/>
-        </w:rPr>
-        <w:t xml:space="preserve">Übertragbarkeit: </w:t>
-      </w:r>
-      <w:r>
-        <w:rPr>
-          <w:sz w:val="19"/>
-        </w:rPr>
-        <w:t>Globale RCT-Daten, biologisch unabhängig von Gesundheitssystem</w:t>
-      </w:r>
-    </w:p>
-    <w:p>
-      <w:r>
-        <w:rPr>
-          <w:color w:val="5A7D3A"/>
-          <w:sz w:val="18"/>
-        </w:rPr>
-        <w:t>https://pubmed.ncbi.nlm.nih.gov/42897592/</w:t>
+        <w:t>https://pubmed.ncbi.nlm.nih.gov/42803383/</w:t>
       </w:r>
     </w:p>
     <w:sectPr>
